--- a/rapor/anglais.docx
+++ b/rapor/anglais.docx
@@ -103,12 +103,21 @@
                           </w:rPr>
                           <w:br/>
                         </w:r>
+                        <w:proofErr w:type="spellStart"/>
                         <w:r>
                           <w:rPr>
                             <w:sz w:val="18"/>
                             <w:szCs w:val="18"/>
                           </w:rPr>
-                          <w:t>Kastamonu University</w:t>
+                          <w:t>Kastamonu</w:t>
+                        </w:r>
+                        <w:proofErr w:type="spellEnd"/>
+                        <w:r>
+                          <w:rPr>
+                            <w:sz w:val="18"/>
+                            <w:szCs w:val="18"/>
+                          </w:rPr>
+                          <w:t xml:space="preserve"> University</w:t>
                         </w:r>
                         <w:r>
                           <w:rPr>
@@ -118,12 +127,21 @@
                           </w:rPr>
                           <w:br/>
                         </w:r>
+                        <w:proofErr w:type="spellStart"/>
                         <w:r>
                           <w:rPr>
                             <w:sz w:val="18"/>
                             <w:szCs w:val="18"/>
                           </w:rPr>
-                          <w:t>Kastamonu, Turkey</w:t>
+                          <w:t>Kastamonu</w:t>
+                        </w:r>
+                        <w:proofErr w:type="spellEnd"/>
+                        <w:r>
+                          <w:rPr>
+                            <w:sz w:val="18"/>
+                            <w:szCs w:val="18"/>
+                          </w:rPr>
+                          <w:t>, Turkey</w:t>
                         </w:r>
                         <w:r>
                           <w:rPr>
@@ -133,11 +151,7 @@
                           <w:br/>
                         </w:r>
                         <w:r>
-                          <w:rPr>
-                            <w:sz w:val="18"/>
-                            <w:szCs w:val="18"/>
-                          </w:rPr>
-                          <w:t>sinchechristian1977@gmail.com</w:t>
+                          <w:t>0009-0000-5869-6491</w:t>
                         </w:r>
                       </w:p>
                     </wne:txbxContent>
@@ -3119,11 +3133,681 @@
       <w:pPr>
         <w:spacing w:after="8pt" w:line="13.90pt" w:lineRule="auto"/>
         <w:jc w:val="start"/>
-      </w:pPr>
-      <w:r>
-        <w:t xml:space="preserve">[12] Vite Team, "Vite: Next generation frontend tooling," 2024. [Online]. Available: </w:t>
+        <w:rPr>
+          <w:lang w:val="fr-FR"/>
+        </w:rPr>
+      </w:pPr>
+      <w:r>
+        <w:rPr>
+          <w:lang w:val="fr-FR"/>
+        </w:rPr>
+        <w:t>[1</w:t>
+      </w:r>
+      <w:r>
+        <w:rPr>
+          <w:lang w:val="fr-FR"/>
+        </w:rPr>
+        <w:t>2</w:t>
+      </w:r>
+      <w:r>
+        <w:rPr>
+          <w:lang w:val="fr-FR"/>
+        </w:rPr>
+        <w:t xml:space="preserve">] n8n Team, "Fair-code workflow automation: </w:t>
+      </w:r>
+      <w:proofErr w:type="spellStart"/>
+      <w:r>
+        <w:rPr>
+          <w:lang w:val="fr-FR"/>
+        </w:rPr>
+        <w:t>Scaling</w:t>
+      </w:r>
+      <w:proofErr w:type="spellEnd"/>
+      <w:r>
+        <w:rPr>
+          <w:lang w:val="fr-FR"/>
+        </w:rPr>
+        <w:t xml:space="preserve"> </w:t>
+      </w:r>
+      <w:proofErr w:type="spellStart"/>
+      <w:r>
+        <w:rPr>
+          <w:lang w:val="fr-FR"/>
+        </w:rPr>
+        <w:t>decentralized</w:t>
+      </w:r>
+      <w:proofErr w:type="spellEnd"/>
+      <w:r>
+        <w:rPr>
+          <w:lang w:val="fr-FR"/>
+        </w:rPr>
+        <w:t xml:space="preserve"> </w:t>
+      </w:r>
+      <w:proofErr w:type="spellStart"/>
+      <w:r>
+        <w:rPr>
+          <w:lang w:val="fr-FR"/>
+        </w:rPr>
+        <w:t>node</w:t>
+      </w:r>
+      <w:proofErr w:type="spellEnd"/>
+      <w:r>
+        <w:rPr>
+          <w:lang w:val="fr-FR"/>
+        </w:rPr>
+        <w:t xml:space="preserve"> networks," </w:t>
+      </w:r>
+      <w:r>
+        <w:rPr>
+          <w:i/>
+          <w:iCs/>
+          <w:lang w:val="fr-FR"/>
+        </w:rPr>
+        <w:t xml:space="preserve">n8n </w:t>
+      </w:r>
+      <w:proofErr w:type="spellStart"/>
+      <w:r>
+        <w:rPr>
+          <w:i/>
+          <w:iCs/>
+          <w:lang w:val="fr-FR"/>
+        </w:rPr>
+        <w:t>Whitepaper</w:t>
+      </w:r>
+      <w:proofErr w:type="spellEnd"/>
+      <w:r>
+        <w:rPr>
+          <w:lang w:val="fr-FR"/>
+        </w:rPr>
+        <w:t xml:space="preserve">, 2023. [Online]. </w:t>
+      </w:r>
+      <w:proofErr w:type="spellStart"/>
+      <w:r>
+        <w:rPr>
+          <w:lang w:val="fr-FR"/>
+        </w:rPr>
+        <w:t>Available</w:t>
+      </w:r>
+      <w:proofErr w:type="spellEnd"/>
+      <w:r>
+        <w:rPr>
+          <w:lang w:val="fr-FR"/>
+        </w:rPr>
+        <w:t xml:space="preserve">: </w:t>
       </w:r>
       <w:hyperlink r:id="rId21" w:tgtFrame="_blank" w:history="1">
+        <w:r>
+          <w:rPr>
+            <w:rStyle w:val="Lienhypertexte"/>
+            <w:lang w:val="fr-FR"/>
+          </w:rPr>
+          <w:t>https://n8n.io/blog/</w:t>
+        </w:r>
+      </w:hyperlink>
+    </w:p>
+    <w:p>
+      <w:pPr>
+        <w:spacing w:after="8pt" w:line="13.90pt" w:lineRule="auto"/>
+        <w:jc w:val="start"/>
+        <w:rPr>
+          <w:lang w:val="fr-FR"/>
+        </w:rPr>
+      </w:pPr>
+      <w:r>
+        <w:rPr>
+          <w:lang w:val="fr-FR"/>
+        </w:rPr>
+        <w:lastRenderedPageBreak/>
+        <w:t>[1</w:t>
+      </w:r>
+      <w:r>
+        <w:rPr>
+          <w:lang w:val="fr-FR"/>
+        </w:rPr>
+        <w:t>3</w:t>
+      </w:r>
+      <w:r>
+        <w:rPr>
+          <w:lang w:val="fr-FR"/>
+        </w:rPr>
+        <w:t xml:space="preserve">] M. Amundsen, </w:t>
+      </w:r>
+      <w:r>
+        <w:rPr>
+          <w:i/>
+          <w:iCs/>
+          <w:lang w:val="fr-FR"/>
+        </w:rPr>
+        <w:t xml:space="preserve">Design and </w:t>
+      </w:r>
+      <w:proofErr w:type="spellStart"/>
+      <w:r>
+        <w:rPr>
+          <w:i/>
+          <w:iCs/>
+          <w:lang w:val="fr-FR"/>
+        </w:rPr>
+        <w:t>Build</w:t>
+      </w:r>
+      <w:proofErr w:type="spellEnd"/>
+      <w:r>
+        <w:rPr>
+          <w:i/>
+          <w:iCs/>
+          <w:lang w:val="fr-FR"/>
+        </w:rPr>
+        <w:t xml:space="preserve"> Great Web APIs: </w:t>
+      </w:r>
+      <w:proofErr w:type="spellStart"/>
+      <w:r>
+        <w:rPr>
+          <w:i/>
+          <w:iCs/>
+          <w:lang w:val="fr-FR"/>
+        </w:rPr>
+        <w:t>Robust</w:t>
+      </w:r>
+      <w:proofErr w:type="spellEnd"/>
+      <w:r>
+        <w:rPr>
+          <w:i/>
+          <w:iCs/>
+          <w:lang w:val="fr-FR"/>
+        </w:rPr>
+        <w:t xml:space="preserve"> </w:t>
+      </w:r>
+      <w:proofErr w:type="spellStart"/>
+      <w:r>
+        <w:rPr>
+          <w:i/>
+          <w:iCs/>
+          <w:lang w:val="fr-FR"/>
+        </w:rPr>
+        <w:t>Development</w:t>
+      </w:r>
+      <w:proofErr w:type="spellEnd"/>
+      <w:r>
+        <w:rPr>
+          <w:i/>
+          <w:iCs/>
+          <w:lang w:val="fr-FR"/>
+        </w:rPr>
+        <w:t xml:space="preserve"> </w:t>
+      </w:r>
+      <w:proofErr w:type="spellStart"/>
+      <w:r>
+        <w:rPr>
+          <w:i/>
+          <w:iCs/>
+          <w:lang w:val="fr-FR"/>
+        </w:rPr>
+        <w:t>from</w:t>
+      </w:r>
+      <w:proofErr w:type="spellEnd"/>
+      <w:r>
+        <w:rPr>
+          <w:i/>
+          <w:iCs/>
+          <w:lang w:val="fr-FR"/>
+        </w:rPr>
+        <w:t xml:space="preserve"> App to </w:t>
+      </w:r>
+      <w:proofErr w:type="spellStart"/>
+      <w:r>
+        <w:rPr>
+          <w:i/>
+          <w:iCs/>
+          <w:lang w:val="fr-FR"/>
+        </w:rPr>
+        <w:t>Context</w:t>
+      </w:r>
+      <w:proofErr w:type="spellEnd"/>
+      <w:r>
+        <w:rPr>
+          <w:lang w:val="fr-FR"/>
+        </w:rPr>
+        <w:t xml:space="preserve">. Raleigh, NC: </w:t>
+      </w:r>
+      <w:proofErr w:type="spellStart"/>
+      <w:r>
+        <w:rPr>
+          <w:lang w:val="fr-FR"/>
+        </w:rPr>
+        <w:t>Pragmatic</w:t>
+      </w:r>
+      <w:proofErr w:type="spellEnd"/>
+      <w:r>
+        <w:rPr>
+          <w:lang w:val="fr-FR"/>
+        </w:rPr>
+        <w:t xml:space="preserve"> Bookshelf, 2020. [Traitant de l'intégration par </w:t>
+      </w:r>
+      <w:proofErr w:type="spellStart"/>
+      <w:r>
+        <w:rPr>
+          <w:lang w:val="fr-FR"/>
+        </w:rPr>
+        <w:t>Webhooks</w:t>
+      </w:r>
+      <w:proofErr w:type="spellEnd"/>
+      <w:r>
+        <w:rPr>
+          <w:lang w:val="fr-FR"/>
+        </w:rPr>
+        <w:t xml:space="preserve"> utilisée par n8n].</w:t>
+      </w:r>
+    </w:p>
+    <w:p>
+      <w:pPr>
+        <w:spacing w:after="8pt" w:line="13.90pt" w:lineRule="auto"/>
+        <w:jc w:val="start"/>
+        <w:rPr>
+          <w:lang w:val="fr-FR"/>
+        </w:rPr>
+      </w:pPr>
+      <w:r>
+        <w:rPr>
+          <w:lang w:val="fr-FR"/>
+        </w:rPr>
+        <w:t>[1</w:t>
+      </w:r>
+      <w:r>
+        <w:rPr>
+          <w:lang w:val="fr-FR"/>
+        </w:rPr>
+        <w:t>4</w:t>
+      </w:r>
+      <w:r>
+        <w:rPr>
+          <w:lang w:val="fr-FR"/>
+        </w:rPr>
+        <w:t xml:space="preserve">] Vite Community, "Vite Core: </w:t>
+      </w:r>
+      <w:proofErr w:type="spellStart"/>
+      <w:r>
+        <w:rPr>
+          <w:lang w:val="fr-FR"/>
+        </w:rPr>
+        <w:t>Optimizing</w:t>
+      </w:r>
+      <w:proofErr w:type="spellEnd"/>
+      <w:r>
+        <w:rPr>
+          <w:lang w:val="fr-FR"/>
+        </w:rPr>
+        <w:t xml:space="preserve"> </w:t>
+      </w:r>
+      <w:proofErr w:type="spellStart"/>
+      <w:r>
+        <w:rPr>
+          <w:lang w:val="fr-FR"/>
+        </w:rPr>
+        <w:t>dependency</w:t>
+      </w:r>
+      <w:proofErr w:type="spellEnd"/>
+      <w:r>
+        <w:rPr>
+          <w:lang w:val="fr-FR"/>
+        </w:rPr>
+        <w:t xml:space="preserve"> </w:t>
+      </w:r>
+      <w:proofErr w:type="spellStart"/>
+      <w:r>
+        <w:rPr>
+          <w:lang w:val="fr-FR"/>
+        </w:rPr>
+        <w:t>pre-bundling</w:t>
+      </w:r>
+      <w:proofErr w:type="spellEnd"/>
+      <w:r>
+        <w:rPr>
+          <w:lang w:val="fr-FR"/>
+        </w:rPr>
+        <w:t xml:space="preserve"> </w:t>
+      </w:r>
+      <w:proofErr w:type="spellStart"/>
+      <w:r>
+        <w:rPr>
+          <w:lang w:val="fr-FR"/>
+        </w:rPr>
+        <w:t>with</w:t>
+      </w:r>
+      <w:proofErr w:type="spellEnd"/>
+      <w:r>
+        <w:rPr>
+          <w:lang w:val="fr-FR"/>
+        </w:rPr>
+        <w:t xml:space="preserve"> Esbuild," 2024. [Online]. </w:t>
+      </w:r>
+      <w:proofErr w:type="spellStart"/>
+      <w:r>
+        <w:rPr>
+          <w:lang w:val="fr-FR"/>
+        </w:rPr>
+        <w:t>Available</w:t>
+      </w:r>
+      <w:proofErr w:type="spellEnd"/>
+      <w:r>
+        <w:rPr>
+          <w:lang w:val="fr-FR"/>
+        </w:rPr>
+        <w:t xml:space="preserve">: </w:t>
+      </w:r>
+      <w:hyperlink r:id="rId22" w:tgtFrame="_blank" w:history="1">
+        <w:r>
+          <w:rPr>
+            <w:rStyle w:val="Lienhypertexte"/>
+            <w:lang w:val="fr-FR"/>
+          </w:rPr>
+          <w:t>https://vitejs.dev/guide/why.html</w:t>
+        </w:r>
+      </w:hyperlink>
+    </w:p>
+    <w:p>
+      <w:pPr>
+        <w:spacing w:after="8pt" w:line="13.90pt" w:lineRule="auto"/>
+        <w:jc w:val="start"/>
+        <w:rPr>
+          <w:lang w:val="fr-FR"/>
+        </w:rPr>
+      </w:pPr>
+      <w:r>
+        <w:rPr>
+          <w:lang w:val="fr-FR"/>
+        </w:rPr>
+        <w:t>[1</w:t>
+      </w:r>
+      <w:r>
+        <w:rPr>
+          <w:lang w:val="fr-FR"/>
+        </w:rPr>
+        <w:t>5</w:t>
+      </w:r>
+      <w:r>
+        <w:rPr>
+          <w:lang w:val="fr-FR"/>
+        </w:rPr>
+        <w:t xml:space="preserve">] T. Evans, </w:t>
+      </w:r>
+      <w:r>
+        <w:rPr>
+          <w:i/>
+          <w:iCs/>
+          <w:lang w:val="fr-FR"/>
+        </w:rPr>
+        <w:t xml:space="preserve">JavaScript Frontend </w:t>
+      </w:r>
+      <w:proofErr w:type="spellStart"/>
+      <w:r>
+        <w:rPr>
+          <w:i/>
+          <w:iCs/>
+          <w:lang w:val="fr-FR"/>
+        </w:rPr>
+        <w:t>Tooling</w:t>
+      </w:r>
+      <w:proofErr w:type="spellEnd"/>
+      <w:r>
+        <w:rPr>
+          <w:i/>
+          <w:iCs/>
+          <w:lang w:val="fr-FR"/>
+        </w:rPr>
+        <w:t xml:space="preserve">: From </w:t>
+      </w:r>
+      <w:proofErr w:type="spellStart"/>
+      <w:r>
+        <w:rPr>
+          <w:i/>
+          <w:iCs/>
+          <w:lang w:val="fr-FR"/>
+        </w:rPr>
+        <w:t>Webpack</w:t>
+      </w:r>
+      <w:proofErr w:type="spellEnd"/>
+      <w:r>
+        <w:rPr>
+          <w:i/>
+          <w:iCs/>
+          <w:lang w:val="fr-FR"/>
+        </w:rPr>
+        <w:t xml:space="preserve"> to Vite</w:t>
+      </w:r>
+      <w:r>
+        <w:rPr>
+          <w:lang w:val="fr-FR"/>
+        </w:rPr>
+        <w:t xml:space="preserve">, London, UK: </w:t>
+      </w:r>
+      <w:proofErr w:type="spellStart"/>
+      <w:r>
+        <w:rPr>
+          <w:lang w:val="fr-FR"/>
+        </w:rPr>
+        <w:t>Packt</w:t>
+      </w:r>
+      <w:proofErr w:type="spellEnd"/>
+      <w:r>
+        <w:rPr>
+          <w:lang w:val="fr-FR"/>
+        </w:rPr>
+        <w:t xml:space="preserve"> </w:t>
+      </w:r>
+      <w:proofErr w:type="spellStart"/>
+      <w:r>
+        <w:rPr>
+          <w:lang w:val="fr-FR"/>
+        </w:rPr>
+        <w:t>Publishing</w:t>
+      </w:r>
+      <w:proofErr w:type="spellEnd"/>
+      <w:r>
+        <w:rPr>
+          <w:lang w:val="fr-FR"/>
+        </w:rPr>
+        <w:t>, 2023.</w:t>
+      </w:r>
+    </w:p>
+    <w:p>
+      <w:pPr>
+        <w:spacing w:after="8pt" w:line="13.90pt" w:lineRule="auto"/>
+        <w:jc w:val="start"/>
+        <w:rPr>
+          <w:lang w:val="fr-FR"/>
+        </w:rPr>
+      </w:pPr>
+      <w:r>
+        <w:rPr>
+          <w:lang w:val="fr-FR"/>
+        </w:rPr>
+        <w:t>[</w:t>
+      </w:r>
+      <w:r>
+        <w:rPr>
+          <w:lang w:val="fr-FR"/>
+        </w:rPr>
+        <w:t>16</w:t>
+      </w:r>
+      <w:r>
+        <w:rPr>
+          <w:lang w:val="fr-FR"/>
+        </w:rPr>
+        <w:t>] IEEE, "</w:t>
+      </w:r>
+      <w:proofErr w:type="spellStart"/>
+      <w:r>
+        <w:rPr>
+          <w:lang w:val="fr-FR"/>
+        </w:rPr>
+        <w:t>Preparation</w:t>
+      </w:r>
+      <w:proofErr w:type="spellEnd"/>
+      <w:r>
+        <w:rPr>
+          <w:lang w:val="fr-FR"/>
+        </w:rPr>
+        <w:t xml:space="preserve"> of </w:t>
+      </w:r>
+      <w:proofErr w:type="spellStart"/>
+      <w:r>
+        <w:rPr>
+          <w:lang w:val="fr-FR"/>
+        </w:rPr>
+        <w:t>papers</w:t>
+      </w:r>
+      <w:proofErr w:type="spellEnd"/>
+      <w:r>
+        <w:rPr>
+          <w:lang w:val="fr-FR"/>
+        </w:rPr>
+        <w:t xml:space="preserve"> for IEEE transactions and </w:t>
+      </w:r>
+      <w:proofErr w:type="spellStart"/>
+      <w:r>
+        <w:rPr>
+          <w:lang w:val="fr-FR"/>
+        </w:rPr>
+        <w:t>journals</w:t>
+      </w:r>
+      <w:proofErr w:type="spellEnd"/>
+      <w:r>
+        <w:rPr>
+          <w:lang w:val="fr-FR"/>
+        </w:rPr>
+        <w:t>," IEEE Regional Guide, 2023. [Norme de mise en page globale pour vos travaux de recherche].</w:t>
+      </w:r>
+    </w:p>
+    <w:p>
+      <w:pPr>
+        <w:spacing w:after="8pt" w:line="13.90pt" w:lineRule="auto"/>
+        <w:jc w:val="start"/>
+        <w:rPr>
+          <w:lang w:val="fr-FR"/>
+        </w:rPr>
+      </w:pPr>
+      <w:r>
+        <w:rPr>
+          <w:lang w:val="fr-FR"/>
+        </w:rPr>
+        <w:t>[1</w:t>
+      </w:r>
+      <w:r>
+        <w:rPr>
+          <w:lang w:val="fr-FR"/>
+        </w:rPr>
+        <w:t>7</w:t>
+      </w:r>
+      <w:r>
+        <w:rPr>
+          <w:lang w:val="fr-FR"/>
+        </w:rPr>
+        <w:t>] R. T. Fielding, "Architectural styles and the design of network-</w:t>
+      </w:r>
+      <w:proofErr w:type="spellStart"/>
+      <w:r>
+        <w:rPr>
+          <w:lang w:val="fr-FR"/>
+        </w:rPr>
+        <w:t>based</w:t>
+      </w:r>
+      <w:proofErr w:type="spellEnd"/>
+      <w:r>
+        <w:rPr>
+          <w:lang w:val="fr-FR"/>
+        </w:rPr>
+        <w:t xml:space="preserve"> software architectures," </w:t>
+      </w:r>
+      <w:proofErr w:type="spellStart"/>
+      <w:r>
+        <w:rPr>
+          <w:lang w:val="fr-FR"/>
+        </w:rPr>
+        <w:t>Ph.D</w:t>
+      </w:r>
+      <w:proofErr w:type="spellEnd"/>
+      <w:r>
+        <w:rPr>
+          <w:lang w:val="fr-FR"/>
+        </w:rPr>
+        <w:t xml:space="preserve">. dissertation, </w:t>
+      </w:r>
+      <w:r>
+        <w:rPr>
+          <w:lang w:val="fr-FR"/>
+        </w:rPr>
+        <w:t xml:space="preserve">Dept. Inf. Comput. </w:t>
+      </w:r>
+      <w:proofErr w:type="spellStart"/>
+      <w:r>
+        <w:rPr>
+          <w:lang w:val="fr-FR"/>
+        </w:rPr>
+        <w:t>Sci</w:t>
+      </w:r>
+      <w:proofErr w:type="spellEnd"/>
+      <w:r>
+        <w:rPr>
+          <w:lang w:val="fr-FR"/>
+        </w:rPr>
+        <w:t>., Univ. California, Irvine, CA, 2000. [Thèse fondatrice des architectures REST utilisées dans vos nœuds n8n].</w:t>
+      </w:r>
+    </w:p>
+    <w:p>
+      <w:pPr>
+        <w:spacing w:after="8pt" w:line="13.90pt" w:lineRule="auto"/>
+        <w:jc w:val="start"/>
+      </w:pPr>
+      <w:r>
+        <w:t>[1</w:t>
+      </w:r>
+      <w:r>
+        <w:t>8</w:t>
+      </w:r>
+      <w:r>
+        <w:t xml:space="preserve">] J. </w:t>
+      </w:r>
+      <w:proofErr w:type="gramStart"/>
+      <w:r>
+        <w:t>S. G</w:t>
+      </w:r>
+      <w:proofErr w:type="gramEnd"/>
+      <w:r>
+        <w:t xml:space="preserve">. S. Gnanasekaran and S. N. </w:t>
+      </w:r>
+      <w:proofErr w:type="spellStart"/>
+      <w:r>
+        <w:t>Sivanandam</w:t>
+      </w:r>
+      <w:proofErr w:type="spellEnd"/>
+      <w:r>
+        <w:t xml:space="preserve">, "Performance evaluation of asynchronous event-driven server architectures," in </w:t>
+      </w:r>
+      <w:r>
+        <w:rPr>
+          <w:i/>
+          <w:iCs/>
+        </w:rPr>
+        <w:t>Proceedings of the International Conference on Information Technology</w:t>
+      </w:r>
+      <w:r>
+        <w:t>, 2021, pp. 112-118.</w:t>
+      </w:r>
+    </w:p>
+    <w:p>
+      <w:pPr>
+        <w:spacing w:after="8pt" w:line="13.90pt" w:lineRule="auto"/>
+        <w:jc w:val="start"/>
+      </w:pPr>
+      <w:r>
+        <w:t>[1</w:t>
+      </w:r>
+      <w:r>
+        <w:t>9</w:t>
+      </w:r>
+      <w:r>
+        <w:t xml:space="preserve">] Vite Team, "Vite: Next generation frontend tooling," 2024. [Online]. Available: </w:t>
+      </w:r>
+      <w:hyperlink r:id="rId23" w:tgtFrame="_blank" w:history="1">
         <w:r>
           <w:rPr>
             <w:rStyle w:val="Lienhypertexte"/>
@@ -3138,9 +3822,15 @@
         <w:jc w:val="start"/>
       </w:pPr>
       <w:r>
-        <w:t xml:space="preserve">[13] Framer Motion, "Production-ready animations for React," 2024. [Online]. Available: </w:t>
-      </w:r>
-      <w:hyperlink r:id="rId22" w:tgtFrame="_blank" w:history="1">
+        <w:t>[</w:t>
+      </w:r>
+      <w:r>
+        <w:t>20</w:t>
+      </w:r>
+      <w:r>
+        <w:t xml:space="preserve">] Framer Motion, "Production-ready animations for React," 2024. [Online]. Available: </w:t>
+      </w:r>
+      <w:hyperlink r:id="rId24" w:tgtFrame="_blank" w:history="1">
         <w:r>
           <w:rPr>
             <w:rStyle w:val="Lienhypertexte"/>
@@ -3148,6 +3838,25 @@
           <w:t>https://www.framer.com/motion/</w:t>
         </w:r>
       </w:hyperlink>
+    </w:p>
+    <w:p>
+      <w:pPr>
+        <w:pStyle w:val="references"/>
+        <w:numPr>
+          <w:ilvl w:val="0"/>
+          <w:numId w:val="0"/>
+        </w:numPr>
+        <w:rPr>
+          <w:rFonts w:eastAsia="SimSun"/>
+          <w:b/>
+          <w:noProof w:val="0"/>
+          <w:color w:val="FF0000"/>
+          <w:spacing w:val="-1"/>
+          <w:sz w:val="20"/>
+          <w:szCs w:val="20"/>
+          <w:lang w:val="x-none" w:eastAsia="x-none"/>
+        </w:rPr>
+      </w:pPr>
     </w:p>
     <w:p>
       <w:pPr>
@@ -5406,7 +6115,6 @@
   <w:style w:type="character" w:default="1" w:styleId="Policepardfaut">
     <w:name w:val="Default Paragraph Font"/>
     <w:uiPriority w:val="1"/>
-    <w:semiHidden/>
     <w:unhideWhenUsed/>
   </w:style>
   <w:style w:type="table" w:default="1" w:styleId="TableauNormal">
